--- a/.gitignore/Mehdis Tennis Prompting.docx
+++ b/.gitignore/Mehdis Tennis Prompting.docx
@@ -8,34 +8,221 @@
       </w:pPr>
       <w:proofErr w:type="spellStart"/>
       <w:r>
-        <w:t>Datenschutz</w:t>
+        <w:t>Wintertraining</w:t>
       </w:r>
       <w:proofErr w:type="spellEnd"/>
     </w:p>
     <w:p>
-      <w:pPr>
-        <w:pStyle w:val="berschrift1"/>
-        <w:numPr>
-          <w:ilvl w:val="0"/>
-          <w:numId w:val="0"/>
-        </w:numPr>
-        <w:ind w:left="714" w:hanging="357"/>
-      </w:pPr>
-    </w:p>
-    <w:p>
-      <w:pPr>
-        <w:pStyle w:val="berschrift1"/>
-        <w:numPr>
-          <w:ilvl w:val="0"/>
-          <w:numId w:val="0"/>
-        </w:numPr>
-        <w:ind w:left="714" w:hanging="357"/>
-      </w:pPr>
+      <w:r>
+        <w:t xml:space="preserve">Copy webpage of </w:t>
+      </w:r>
+      <w:proofErr w:type="spellStart"/>
+      <w:r>
+        <w:t>sommertraining</w:t>
+      </w:r>
+      <w:proofErr w:type="spellEnd"/>
       <w:r>
         <w:t xml:space="preserve"> </w:t>
       </w:r>
+      <w:r>
+        <w:t>t</w:t>
+      </w:r>
+      <w:r>
+        <w:t xml:space="preserve">o be used for </w:t>
+      </w:r>
+      <w:proofErr w:type="spellStart"/>
+      <w:r>
+        <w:t>wintertraining</w:t>
+      </w:r>
+      <w:proofErr w:type="spellEnd"/>
+      <w:r>
+        <w:t xml:space="preserve">. Keep both pages. </w:t>
+      </w:r>
     </w:p>
     <w:p/>
+    <w:p>
+      <w:r>
+        <w:t xml:space="preserve">Content/ information to be updated, used for </w:t>
+      </w:r>
+      <w:proofErr w:type="spellStart"/>
+      <w:r>
+        <w:t>wintertraining</w:t>
+      </w:r>
+      <w:proofErr w:type="spellEnd"/>
+      <w:r>
+        <w:t xml:space="preserve"> page</w:t>
+      </w:r>
+    </w:p>
+    <w:p>
+      <w:pPr>
+        <w:rPr>
+          <w:lang w:val="de-DE"/>
+        </w:rPr>
+      </w:pPr>
+      <w:r>
+        <w:rPr>
+          <w:lang w:val="de-DE"/>
+        </w:rPr>
+        <w:t>Ein Kurs umfasst zwanzig Trainingseinheiten von jeweils 60 Minuten, davon fünf Minuten Platzpflege am Ende</w:t>
+      </w:r>
+    </w:p>
+    <w:p>
+      <w:pPr>
+        <w:rPr>
+          <w:lang w:val="de-DE"/>
+        </w:rPr>
+      </w:pPr>
+      <w:r>
+        <w:rPr>
+          <w:lang w:val="de-DE"/>
+        </w:rPr>
+        <w:t>der Einheit.</w:t>
+      </w:r>
+    </w:p>
+    <w:p>
+      <w:pPr>
+        <w:rPr>
+          <w:lang w:val="de-DE"/>
+        </w:rPr>
+      </w:pPr>
+      <w:r>
+        <w:rPr>
+          <w:lang w:val="de-DE"/>
+        </w:rPr>
+        <w:t>Trainingsort ist die Sport Insel Taufkirchen, Birkenstraße 169, 82024 Taufkirchen. In Ausnahmefällen ist die</w:t>
+      </w:r>
+    </w:p>
+    <w:p>
+      <w:pPr>
+        <w:rPr>
+          <w:lang w:val="de-DE"/>
+        </w:rPr>
+      </w:pPr>
+      <w:r>
+        <w:rPr>
+          <w:lang w:val="de-DE"/>
+        </w:rPr>
+        <w:t>Tennisschule berechtigt, den Trainingsort an einen zumutbar erreichbaren Ort zu verlegen.</w:t>
+      </w:r>
+    </w:p>
+    <w:p>
+      <w:pPr>
+        <w:rPr>
+          <w:lang w:val="de-DE"/>
+        </w:rPr>
+      </w:pPr>
+      <w:r>
+        <w:rPr>
+          <w:lang w:val="de-DE"/>
+        </w:rPr>
+        <w:t>Das Training beginnt in der Woche ab dem 26.10.2026 und findet wöchentlich statt. In den Weihnachtsferien</w:t>
+      </w:r>
+    </w:p>
+    <w:p>
+      <w:pPr>
+        <w:rPr>
+          <w:lang w:val="de-DE"/>
+        </w:rPr>
+      </w:pPr>
+      <w:r>
+        <w:rPr>
+          <w:lang w:val="de-DE"/>
+        </w:rPr>
+        <w:t>vom 24.12.2026 bis 06.01.2027 findet kein Training statt.</w:t>
+      </w:r>
+    </w:p>
+    <w:p>
+      <w:pPr>
+        <w:rPr>
+          <w:lang w:val="de-DE"/>
+        </w:rPr>
+      </w:pPr>
+      <w:r>
+        <w:rPr>
+          <w:lang w:val="de-DE"/>
+        </w:rPr>
+        <w:t>An gesetzlichen Feiertagen findet regulär Training statt, sofern die Tennisschule nichts anderes mitteilt.</w:t>
+      </w:r>
+    </w:p>
+    <w:p>
+      <w:pPr>
+        <w:rPr>
+          <w:lang w:val="de-DE"/>
+        </w:rPr>
+      </w:pPr>
+    </w:p>
+    <w:p>
+      <w:pPr>
+        <w:rPr>
+          <w:lang w:val="de-DE"/>
+        </w:rPr>
+      </w:pPr>
+      <w:r>
+        <w:rPr>
+          <w:lang w:val="de-DE"/>
+        </w:rPr>
+        <w:t>Die Preise gelten pro Person für zwanzig Einheiten und betragen:</w:t>
+      </w:r>
+    </w:p>
+    <w:p>
+      <w:pPr>
+        <w:rPr>
+          <w:lang w:val="de-DE"/>
+        </w:rPr>
+      </w:pPr>
+      <w:r>
+        <w:rPr>
+          <w:lang w:val="de-DE"/>
+        </w:rPr>
+        <w:t>– Einzelkurs: 1.600 €</w:t>
+      </w:r>
+    </w:p>
+    <w:p>
+      <w:pPr>
+        <w:rPr>
+          <w:lang w:val="de-DE"/>
+        </w:rPr>
+      </w:pPr>
+      <w:r>
+        <w:rPr>
+          <w:lang w:val="de-DE"/>
+        </w:rPr>
+        <w:t>– Partnerkurs (2er-Gruppe): 900 €</w:t>
+      </w:r>
+    </w:p>
+    <w:p>
+      <w:pPr>
+        <w:rPr>
+          <w:lang w:val="de-DE"/>
+        </w:rPr>
+      </w:pPr>
+      <w:r>
+        <w:rPr>
+          <w:lang w:val="de-DE"/>
+        </w:rPr>
+        <w:t>– Gruppenkurs: 700 €</w:t>
+      </w:r>
+    </w:p>
+    <w:p>
+      <w:pPr>
+        <w:rPr>
+          <w:lang w:val="de-DE"/>
+        </w:rPr>
+      </w:pPr>
+      <w:r>
+        <w:rPr>
+          <w:lang w:val="de-DE"/>
+        </w:rPr>
+        <w:t>Der Preis beinhaltet Trainerhonorar, Material und Platzmiete.</w:t>
+      </w:r>
+    </w:p>
+    <w:p>
+      <w:pPr>
+        <w:rPr>
+          <w:lang w:val="de-DE"/>
+        </w:rPr>
+      </w:pPr>
+    </w:p>
     <w:sectPr>
       <w:pgSz w:w="11906" w:h="16838"/>
       <w:pgMar w:top="1417" w:right="1417" w:bottom="1134" w:left="1417" w:header="708" w:footer="708" w:gutter="0"/>

--- a/.gitignore/Mehdis Tennis Prompting.docx
+++ b/.gitignore/Mehdis Tennis Prompting.docx
@@ -6,6 +6,47 @@
       <w:pPr>
         <w:pStyle w:val="berschrift1"/>
       </w:pPr>
+      <w:r>
+        <w:t xml:space="preserve">Name des Buttons in </w:t>
+      </w:r>
+      <w:proofErr w:type="spellStart"/>
+      <w:r>
+        <w:t>agb</w:t>
+      </w:r>
+      <w:proofErr w:type="spellEnd"/>
+      <w:r>
+        <w:t xml:space="preserve"> </w:t>
+      </w:r>
+    </w:p>
+    <w:p>
+      <w:pPr>
+        <w:rPr>
+          <w:lang w:val="de-DE"/>
+        </w:rPr>
+      </w:pPr>
+      <w:r>
+        <w:rPr>
+          <w:lang w:val="de-DE"/>
+        </w:rPr>
+        <w:t>„</w:t>
+      </w:r>
+      <w:r>
+        <w:rPr>
+          <w:lang w:val="de-DE"/>
+        </w:rPr>
+        <w:t>Jetz anmelden</w:t>
+      </w:r>
+      <w:r>
+        <w:rPr>
+          <w:lang w:val="de-DE"/>
+        </w:rPr>
+        <w:t>“</w:t>
+      </w:r>
+    </w:p>
+    <w:p>
+      <w:pPr>
+        <w:pStyle w:val="berschrift1"/>
+      </w:pPr>
       <w:proofErr w:type="spellStart"/>
       <w:r>
         <w:t>Wintertraining</w:t>
@@ -39,6 +80,30 @@
         <w:t xml:space="preserve">. Keep both pages. </w:t>
       </w:r>
     </w:p>
+    <w:p>
+      <w:r>
+        <w:t>Rename button inside main “</w:t>
+      </w:r>
+      <w:proofErr w:type="spellStart"/>
+      <w:r>
+        <w:t>sommertraining</w:t>
+      </w:r>
+      <w:proofErr w:type="spellEnd"/>
+      <w:r>
+        <w:t>” into “</w:t>
+      </w:r>
+      <w:proofErr w:type="spellStart"/>
+      <w:r>
+        <w:t>Kurse</w:t>
+      </w:r>
+      <w:proofErr w:type="spellEnd"/>
+      <w:r>
+        <w:t>”</w:t>
+      </w:r>
+      <w:r>
+        <w:t>. To which page the button references will be defined</w:t>
+      </w:r>
+    </w:p>
     <w:p/>
     <w:p>
       <w:r>
@@ -52,6 +117,9 @@
       <w:r>
         <w:t xml:space="preserve"> page</w:t>
       </w:r>
+      <w:r>
+        <w:t>:</w:t>
+      </w:r>
     </w:p>
     <w:p>
       <w:pPr>
@@ -215,6 +283,891 @@
         </w:rPr>
         <w:t>Der Preis beinhaltet Trainerhonorar, Material und Platzmiete.</w:t>
       </w:r>
+    </w:p>
+    <w:p>
+      <w:pPr>
+        <w:rPr>
+          <w:lang w:val="de-DE"/>
+        </w:rPr>
+      </w:pPr>
+    </w:p>
+    <w:p>
+      <w:pPr>
+        <w:pStyle w:val="berschrift1"/>
+      </w:pPr>
+      <w:r>
+        <w:t>Renam</w:t>
+      </w:r>
+      <w:r>
+        <w:t xml:space="preserve">ing/ removing button/ </w:t>
+      </w:r>
+      <w:proofErr w:type="spellStart"/>
+      <w:r>
+        <w:t>faq</w:t>
+      </w:r>
+      <w:proofErr w:type="spellEnd"/>
+    </w:p>
+    <w:p>
+      <w:r>
+        <w:t xml:space="preserve">rename training folder into </w:t>
+      </w:r>
+      <w:proofErr w:type="spellStart"/>
+      <w:r>
+        <w:t>summertraining</w:t>
+      </w:r>
+      <w:proofErr w:type="spellEnd"/>
+      <w:r>
+        <w:t xml:space="preserve">. </w:t>
+      </w:r>
+    </w:p>
+    <w:p>
+      <w:r>
+        <w:t xml:space="preserve">rename </w:t>
+      </w:r>
+      <w:r>
+        <w:t>„</w:t>
+      </w:r>
+      <w:proofErr w:type="spellStart"/>
+      <w:proofErr w:type="gramStart"/>
+      <w:r>
+        <w:t>Kurse</w:t>
+      </w:r>
+      <w:proofErr w:type="spellEnd"/>
+      <w:r>
+        <w:t xml:space="preserve">“ </w:t>
+      </w:r>
+      <w:r>
+        <w:t>Button</w:t>
+      </w:r>
+      <w:proofErr w:type="gramEnd"/>
+      <w:r>
+        <w:t xml:space="preserve"> from Landing/main into </w:t>
+      </w:r>
+      <w:r>
+        <w:t>something</w:t>
+      </w:r>
+      <w:r>
+        <w:t xml:space="preserve"> like </w:t>
+      </w:r>
+      <w:r>
+        <w:t>„</w:t>
+      </w:r>
+      <w:proofErr w:type="spellStart"/>
+      <w:r>
+        <w:t>Kurse</w:t>
+      </w:r>
+      <w:proofErr w:type="spellEnd"/>
+      <w:r>
+        <w:t xml:space="preserve"> &amp; </w:t>
+      </w:r>
+      <w:proofErr w:type="spellStart"/>
+      <w:r>
+        <w:t>Anmeldung</w:t>
+      </w:r>
+      <w:proofErr w:type="spellEnd"/>
+      <w:r>
+        <w:t xml:space="preserve">“ </w:t>
+      </w:r>
+    </w:p>
+    <w:p>
+      <w:r>
+        <w:t xml:space="preserve">Landing Section </w:t>
+      </w:r>
+      <w:proofErr w:type="spellStart"/>
+      <w:r>
+        <w:t>Preise</w:t>
+      </w:r>
+      <w:proofErr w:type="spellEnd"/>
+      <w:r>
+        <w:t xml:space="preserve"> Eine </w:t>
+      </w:r>
+      <w:proofErr w:type="spellStart"/>
+      <w:r>
+        <w:t>Trainingseinheit</w:t>
+      </w:r>
+      <w:proofErr w:type="spellEnd"/>
+      <w:r>
+        <w:t xml:space="preserve">: „Mehr </w:t>
+      </w:r>
+      <w:proofErr w:type="spellStart"/>
+      <w:r>
+        <w:t>zum</w:t>
+      </w:r>
+      <w:proofErr w:type="spellEnd"/>
+      <w:r>
+        <w:t xml:space="preserve"> </w:t>
+      </w:r>
+      <w:proofErr w:type="spellStart"/>
+      <w:proofErr w:type="gramStart"/>
+      <w:r>
+        <w:t>Sommertraining</w:t>
+      </w:r>
+      <w:proofErr w:type="spellEnd"/>
+      <w:r>
+        <w:t>“</w:t>
+      </w:r>
+      <w:proofErr w:type="gramEnd"/>
+      <w:r>
+        <w:t xml:space="preserve">, rename into </w:t>
+      </w:r>
+      <w:proofErr w:type="spellStart"/>
+      <w:r>
+        <w:t>somthing</w:t>
+      </w:r>
+      <w:proofErr w:type="spellEnd"/>
+      <w:r>
+        <w:t xml:space="preserve"> </w:t>
+      </w:r>
+      <w:proofErr w:type="spellStart"/>
+      <w:r>
+        <w:t>like„Kurse</w:t>
+      </w:r>
+      <w:proofErr w:type="spellEnd"/>
+      <w:r>
+        <w:t xml:space="preserve"> &amp; </w:t>
+      </w:r>
+      <w:proofErr w:type="spellStart"/>
+      <w:r>
+        <w:t>Anmeldung</w:t>
+      </w:r>
+      <w:proofErr w:type="spellEnd"/>
+      <w:r>
+        <w:t>“ (same name as above)</w:t>
+      </w:r>
+    </w:p>
+    <w:p>
+      <w:proofErr w:type="spellStart"/>
+      <w:r>
+        <w:t>entferne</w:t>
+      </w:r>
+      <w:proofErr w:type="spellEnd"/>
+      <w:r>
+        <w:t xml:space="preserve"> den Link </w:t>
+      </w:r>
+      <w:proofErr w:type="spellStart"/>
+      <w:r>
+        <w:t>Anmeldung</w:t>
+      </w:r>
+      <w:proofErr w:type="spellEnd"/>
+      <w:r>
+        <w:t xml:space="preserve"> </w:t>
+      </w:r>
+      <w:proofErr w:type="spellStart"/>
+      <w:r>
+        <w:t>zum</w:t>
+      </w:r>
+      <w:proofErr w:type="spellEnd"/>
+      <w:r>
+        <w:t xml:space="preserve"> </w:t>
+      </w:r>
+      <w:proofErr w:type="spellStart"/>
+      <w:r>
+        <w:t>Sommertraining</w:t>
+      </w:r>
+      <w:proofErr w:type="spellEnd"/>
+      <w:r>
+        <w:t xml:space="preserve"> from the section „4. Schritt Training </w:t>
+      </w:r>
+      <w:proofErr w:type="spellStart"/>
+      <w:proofErr w:type="gramStart"/>
+      <w:r>
+        <w:t>fortsetzen</w:t>
+      </w:r>
+      <w:proofErr w:type="spellEnd"/>
+      <w:r>
+        <w:t>“</w:t>
+      </w:r>
+      <w:proofErr w:type="gramEnd"/>
+    </w:p>
+    <w:p>
+      <w:r>
+        <w:t xml:space="preserve">Remove last question from </w:t>
+      </w:r>
+      <w:proofErr w:type="spellStart"/>
+      <w:r>
+        <w:t>q&amp;</w:t>
+      </w:r>
+      <w:r>
+        <w:t>a</w:t>
+      </w:r>
+      <w:proofErr w:type="spellEnd"/>
+      <w:r>
+        <w:t xml:space="preserve"> from landing page</w:t>
+      </w:r>
+    </w:p>
+    <w:p>
+      <w:pPr>
+        <w:rPr>
+          <w:lang w:val="de-DE"/>
+        </w:rPr>
+      </w:pPr>
+      <w:r>
+        <w:rPr>
+          <w:lang w:val="de-DE"/>
+        </w:rPr>
+        <w:lastRenderedPageBreak/>
+        <w:t>--</w:t>
+      </w:r>
+    </w:p>
+    <w:p>
+      <w:pPr>
+        <w:rPr>
+          <w:lang w:val="de-DE"/>
+        </w:rPr>
+      </w:pPr>
+      <w:r>
+        <w:rPr>
+          <w:lang w:val="de-DE"/>
+        </w:rPr>
+        <w:t xml:space="preserve">ist </w:t>
+      </w:r>
+      <w:proofErr w:type="spellStart"/>
+      <w:r>
+        <w:rPr>
+          <w:lang w:val="de-DE"/>
+        </w:rPr>
+        <w:t>kurse</w:t>
+      </w:r>
+      <w:proofErr w:type="spellEnd"/>
+      <w:r>
+        <w:rPr>
+          <w:lang w:val="de-DE"/>
+        </w:rPr>
+        <w:t xml:space="preserve"> und&amp; Anmeldung </w:t>
+      </w:r>
+      <w:proofErr w:type="spellStart"/>
+      <w:r>
+        <w:rPr>
+          <w:lang w:val="de-DE"/>
+        </w:rPr>
+        <w:t>profi</w:t>
+      </w:r>
+      <w:proofErr w:type="spellEnd"/>
+      <w:r>
+        <w:rPr>
+          <w:lang w:val="de-DE"/>
+        </w:rPr>
+        <w:t xml:space="preserve"> </w:t>
+      </w:r>
+      <w:proofErr w:type="spellStart"/>
+      <w:r>
+        <w:rPr>
+          <w:lang w:val="de-DE"/>
+        </w:rPr>
+        <w:t>beschriftun</w:t>
+      </w:r>
+      <w:proofErr w:type="spellEnd"/>
+      <w:r>
+        <w:rPr>
+          <w:lang w:val="de-DE"/>
+        </w:rPr>
+        <w:t xml:space="preserve"> für ein </w:t>
+      </w:r>
+      <w:proofErr w:type="spellStart"/>
+      <w:r>
+        <w:rPr>
+          <w:lang w:val="de-DE"/>
+        </w:rPr>
+        <w:t>button</w:t>
+      </w:r>
+      <w:proofErr w:type="spellEnd"/>
+      <w:r>
+        <w:rPr>
+          <w:lang w:val="de-DE"/>
+        </w:rPr>
+        <w:t xml:space="preserve">? </w:t>
+      </w:r>
+    </w:p>
+    <w:p>
+      <w:pPr>
+        <w:rPr>
+          <w:lang w:val="de-DE"/>
+        </w:rPr>
+      </w:pPr>
+      <w:r>
+        <w:rPr>
+          <w:lang w:val="de-DE"/>
+        </w:rPr>
+        <w:t>..</w:t>
+      </w:r>
+    </w:p>
+    <w:p>
+      <w:pPr>
+        <w:rPr>
+          <w:lang w:val="de-DE"/>
+        </w:rPr>
+      </w:pPr>
+      <w:proofErr w:type="spellStart"/>
+      <w:r>
+        <w:rPr>
+          <w:lang w:val="de-DE"/>
+        </w:rPr>
+        <w:t>rename</w:t>
+      </w:r>
+      <w:proofErr w:type="spellEnd"/>
+      <w:r>
+        <w:rPr>
+          <w:lang w:val="de-DE"/>
+        </w:rPr>
+        <w:t xml:space="preserve"> </w:t>
+      </w:r>
+      <w:proofErr w:type="spellStart"/>
+      <w:r>
+        <w:rPr>
+          <w:lang w:val="de-DE"/>
+        </w:rPr>
+        <w:t>buttons</w:t>
+      </w:r>
+      <w:proofErr w:type="spellEnd"/>
+      <w:r>
+        <w:rPr>
+          <w:lang w:val="de-DE"/>
+        </w:rPr>
+        <w:t xml:space="preserve"> </w:t>
+      </w:r>
+      <w:proofErr w:type="spellStart"/>
+      <w:r>
+        <w:rPr>
+          <w:lang w:val="de-DE"/>
+        </w:rPr>
+        <w:t>into</w:t>
+      </w:r>
+      <w:proofErr w:type="spellEnd"/>
+      <w:r>
+        <w:rPr>
+          <w:lang w:val="de-DE"/>
+        </w:rPr>
+        <w:t xml:space="preserve"> "Zu den Kursen"</w:t>
+      </w:r>
+    </w:p>
+    <w:p>
+      <w:pPr>
+        <w:rPr>
+          <w:lang w:val="de-DE"/>
+        </w:rPr>
+      </w:pPr>
+    </w:p>
+    <w:p>
+      <w:pPr>
+        <w:pStyle w:val="berschrift1"/>
+        <w:rPr>
+          <w:lang w:val="de-DE"/>
+        </w:rPr>
+      </w:pPr>
+      <w:r>
+        <w:rPr>
+          <w:lang w:val="de-DE"/>
+        </w:rPr>
+        <w:t xml:space="preserve">Price </w:t>
+      </w:r>
+    </w:p>
+    <w:p>
+      <w:pPr>
+        <w:rPr>
+          <w:lang w:val="de-DE"/>
+        </w:rPr>
+      </w:pPr>
+      <w:r>
+        <w:rPr>
+          <w:lang w:val="de-DE"/>
+        </w:rPr>
+        <w:t>Einzel 90€</w:t>
+      </w:r>
+    </w:p>
+    <w:p>
+      <w:pPr>
+        <w:rPr>
+          <w:lang w:val="de-DE"/>
+        </w:rPr>
+      </w:pPr>
+      <w:r>
+        <w:rPr>
+          <w:lang w:val="de-DE"/>
+        </w:rPr>
+        <w:t>Doppel 50€</w:t>
+      </w:r>
+    </w:p>
+    <w:p>
+      <w:pPr>
+        <w:rPr>
+          <w:lang w:val="de-DE"/>
+        </w:rPr>
+      </w:pPr>
+      <w:r>
+        <w:rPr>
+          <w:lang w:val="de-DE"/>
+        </w:rPr>
+        <w:t>3/4 35</w:t>
+      </w:r>
+      <w:r>
+        <w:rPr>
+          <w:lang w:val="de-DE"/>
+        </w:rPr>
+        <w:t>€</w:t>
+      </w:r>
+    </w:p>
+    <w:p>
+      <w:pPr>
+        <w:rPr>
+          <w:lang w:val="de-DE"/>
+        </w:rPr>
+      </w:pPr>
+    </w:p>
+    <w:p>
+      <w:pPr>
+        <w:pStyle w:val="berschrift1"/>
+        <w:rPr>
+          <w:lang w:val="de-DE"/>
+        </w:rPr>
+      </w:pPr>
+      <w:r>
+        <w:rPr>
+          <w:lang w:val="de-DE"/>
+        </w:rPr>
+        <w:t>Sommer oder Winter</w:t>
+      </w:r>
+    </w:p>
+    <w:p>
+      <w:pPr>
+        <w:rPr>
+          <w:lang w:val="de-DE"/>
+        </w:rPr>
+      </w:pPr>
+      <w:r>
+        <w:rPr>
+          <w:lang w:val="de-DE"/>
+        </w:rPr>
+        <w:t xml:space="preserve">Für jetzt verlinke </w:t>
+      </w:r>
+      <w:proofErr w:type="spellStart"/>
+      <w:r>
+        <w:rPr>
+          <w:lang w:val="de-DE"/>
+        </w:rPr>
+        <w:t>wintertraining</w:t>
+      </w:r>
+      <w:proofErr w:type="spellEnd"/>
+      <w:r>
+        <w:rPr>
+          <w:lang w:val="de-DE"/>
+        </w:rPr>
+        <w:t xml:space="preserve"> </w:t>
+      </w:r>
+    </w:p>
+    <w:p>
+      <w:r>
+        <w:t xml:space="preserve">Config file where </w:t>
+      </w:r>
+      <w:proofErr w:type="spellStart"/>
+      <w:r>
+        <w:t>i</w:t>
+      </w:r>
+      <w:proofErr w:type="spellEnd"/>
+      <w:r>
+        <w:t xml:space="preserve"> c</w:t>
+      </w:r>
+      <w:r>
+        <w:t xml:space="preserve">hange in one position only: </w:t>
+      </w:r>
+      <w:proofErr w:type="spellStart"/>
+      <w:r>
+        <w:t>tipe</w:t>
+      </w:r>
+      <w:proofErr w:type="spellEnd"/>
+      <w:r>
+        <w:t xml:space="preserve"> in summer or winter then </w:t>
+      </w:r>
+      <w:r>
+        <w:t xml:space="preserve">links change accordingly in all positions </w:t>
+      </w:r>
+    </w:p>
+    <w:p/>
+    <w:p>
+      <w:pPr>
+        <w:pStyle w:val="berschrift1"/>
+        <w:rPr>
+          <w:lang w:val="de-DE"/>
+        </w:rPr>
+      </w:pPr>
+      <w:r>
+        <w:rPr>
+          <w:lang w:val="de-DE"/>
+        </w:rPr>
+        <w:t xml:space="preserve">Verlinke </w:t>
+      </w:r>
+      <w:proofErr w:type="spellStart"/>
+      <w:r>
+        <w:rPr>
+          <w:lang w:val="de-DE"/>
+        </w:rPr>
+        <w:t>sportision</w:t>
+      </w:r>
+      <w:proofErr w:type="spellEnd"/>
+      <w:r>
+        <w:rPr>
+          <w:lang w:val="de-DE"/>
+        </w:rPr>
+        <w:t xml:space="preserve"> </w:t>
+      </w:r>
+    </w:p>
+    <w:p>
+      <w:r>
+        <w:t xml:space="preserve">Add section Partner </w:t>
+      </w:r>
+      <w:proofErr w:type="spellStart"/>
+      <w:r>
+        <w:t>Kurs</w:t>
+      </w:r>
+      <w:proofErr w:type="spellEnd"/>
+      <w:r>
+        <w:t>. A</w:t>
+      </w:r>
+      <w:r>
+        <w:t xml:space="preserve">dd link to each section </w:t>
+      </w:r>
+    </w:p>
+    <w:p>
+      <w:pPr>
+        <w:rPr>
+          <w:lang w:val="de-DE"/>
+        </w:rPr>
+      </w:pPr>
+      <w:r>
+        <w:rPr>
+          <w:lang w:val="de-DE"/>
+        </w:rPr>
+        <w:t xml:space="preserve">Wintertraining </w:t>
+      </w:r>
+      <w:proofErr w:type="spellStart"/>
+      <w:r>
+        <w:rPr>
+          <w:lang w:val="de-DE"/>
+        </w:rPr>
+        <w:t>seite</w:t>
+      </w:r>
+      <w:proofErr w:type="spellEnd"/>
+      <w:r>
+        <w:rPr>
+          <w:lang w:val="de-DE"/>
+        </w:rPr>
+        <w:t xml:space="preserve">, verlinke </w:t>
+      </w:r>
+      <w:proofErr w:type="spellStart"/>
+      <w:r>
+        <w:rPr>
+          <w:lang w:val="de-DE"/>
+        </w:rPr>
+        <w:t>Sportisio</w:t>
+      </w:r>
+      <w:r>
+        <w:rPr>
+          <w:lang w:val="de-DE"/>
+        </w:rPr>
+        <w:t>n</w:t>
+      </w:r>
+      <w:proofErr w:type="spellEnd"/>
+      <w:r>
+        <w:rPr>
+          <w:lang w:val="de-DE"/>
+        </w:rPr>
+        <w:t xml:space="preserve"> </w:t>
+      </w:r>
+    </w:p>
+    <w:p>
+      <w:pPr>
+        <w:rPr>
+          <w:lang w:val="de-DE"/>
+        </w:rPr>
+      </w:pPr>
+      <w:r>
+        <w:rPr>
+          <w:lang w:val="de-DE"/>
+        </w:rPr>
+        <w:t>https://www.sportision.de/club/mehdis-tennis-2/bookings/wintertraining-20262027-einzel-und-partnerkurse-1</w:t>
+      </w:r>
+    </w:p>
+    <w:p>
+      <w:proofErr w:type="spellStart"/>
+      <w:r>
+        <w:t>wintertraining</w:t>
+      </w:r>
+      <w:proofErr w:type="spellEnd"/>
+      <w:r>
+        <w:t xml:space="preserve"> delete part with </w:t>
+      </w:r>
+      <w:proofErr w:type="spellStart"/>
+      <w:r>
+        <w:t>warteliste</w:t>
+      </w:r>
+      <w:proofErr w:type="spellEnd"/>
+      <w:r>
+        <w:t xml:space="preserve">, given date&gt; </w:t>
+      </w:r>
+      <w:proofErr w:type="spellStart"/>
+      <w:r>
+        <w:t>Anmeldeschluss</w:t>
+      </w:r>
+      <w:proofErr w:type="spellEnd"/>
+      <w:r>
+        <w:t xml:space="preserve">. always link to </w:t>
+      </w:r>
+      <w:proofErr w:type="spellStart"/>
+      <w:r>
+        <w:t>sportision</w:t>
+      </w:r>
+      <w:proofErr w:type="spellEnd"/>
+    </w:p>
+    <w:p/>
+    <w:p>
+      <w:pPr>
+        <w:pStyle w:val="berschrift1"/>
+      </w:pPr>
+      <w:r>
+        <w:t xml:space="preserve">Structure of </w:t>
+      </w:r>
+      <w:proofErr w:type="spellStart"/>
+      <w:r>
+        <w:t>webseite</w:t>
+      </w:r>
+      <w:proofErr w:type="spellEnd"/>
+    </w:p>
+    <w:p>
+      <w:r>
+        <w:t>Always Show these sections under each other</w:t>
+      </w:r>
+      <w:r>
+        <w:br/>
+      </w:r>
+      <w:r>
+        <w:t>Afterwork</w:t>
+      </w:r>
+      <w:r>
+        <w:t xml:space="preserve">; </w:t>
+      </w:r>
+      <w:r>
+        <w:t xml:space="preserve">Kinder / </w:t>
+      </w:r>
+      <w:proofErr w:type="spellStart"/>
+      <w:r>
+        <w:t>Jugend</w:t>
+      </w:r>
+      <w:proofErr w:type="spellEnd"/>
+      <w:r>
+        <w:t xml:space="preserve">; </w:t>
+      </w:r>
+      <w:proofErr w:type="spellStart"/>
+      <w:r>
+        <w:t>Erwachsene</w:t>
+      </w:r>
+      <w:proofErr w:type="spellEnd"/>
+      <w:r>
+        <w:t xml:space="preserve">; </w:t>
+      </w:r>
+      <w:r>
+        <w:t>Fast-Learning</w:t>
+      </w:r>
+    </w:p>
+    <w:p>
+      <w:r>
+        <w:t xml:space="preserve">Choose a modern layout, still keep in consistent with rest of webpage </w:t>
+      </w:r>
+    </w:p>
+    <w:p/>
+    <w:p>
+      <w:pPr>
+        <w:rPr>
+          <w:b/>
+          <w:bCs/>
+          <w:u w:val="single"/>
+        </w:rPr>
+      </w:pPr>
+      <w:proofErr w:type="spellStart"/>
+      <w:r>
+        <w:rPr>
+          <w:b/>
+          <w:bCs/>
+          <w:u w:val="single"/>
+        </w:rPr>
+        <w:t>Einzel</w:t>
+      </w:r>
+      <w:proofErr w:type="spellEnd"/>
+    </w:p>
+    <w:p>
+      <w:pPr>
+        <w:rPr>
+          <w:lang w:val="de-DE"/>
+        </w:rPr>
+      </w:pPr>
+      <w:r>
+        <w:rPr>
+          <w:lang w:val="de-DE"/>
+        </w:rPr>
+        <w:t>Im Einzelkurs trainierst du allein mit dem Trainer. Jede Einheit richtet sich ausschließlich nach deinem Spielniveau, deinen Zielen und deinem Tempo – was in der Bewegung noch nicht sitzt, wird direkt in derselben Stunde korrigiert.</w:t>
+      </w:r>
+    </w:p>
+    <w:p>
+      <w:pPr>
+        <w:rPr>
+          <w:lang w:val="de-DE"/>
+        </w:rPr>
+      </w:pPr>
+    </w:p>
+    <w:p>
+      <w:pPr>
+        <w:rPr>
+          <w:lang w:val="de-DE"/>
+        </w:rPr>
+      </w:pPr>
+      <w:r>
+        <w:rPr>
+          <w:lang w:val="de-DE"/>
+        </w:rPr>
+        <w:lastRenderedPageBreak/>
+        <w:t>Technik, Taktik und Spielverständnis bauen wir Schritt für Schritt auf. Weil die Aufmerksamkeit ungeteilt bei dir liegt, festigen sich Bewegungsabläufe schneller als in der Gruppe – das gilt für Einsteiger ebenso wie für ambitionierte Spieler, die an einzelnen Details arbeiten wollen.</w:t>
+      </w:r>
+    </w:p>
+    <w:p>
+      <w:pPr>
+        <w:rPr>
+          <w:lang w:val="de-DE"/>
+        </w:rPr>
+      </w:pPr>
+    </w:p>
+    <w:p>
+      <w:pPr>
+        <w:rPr>
+          <w:lang w:val="de-DE"/>
+        </w:rPr>
+      </w:pPr>
+      <w:r>
+        <w:rPr>
+          <w:lang w:val="de-DE"/>
+        </w:rPr>
+        <w:t>Umfang und Intensität stimmen wir gemeinsam ab. Damit ist der Einzelkurs die direkteste Form, dein Spiel spürbar weiterzuentwickeln</w:t>
+      </w:r>
+    </w:p>
+    <w:p>
+      <w:pPr>
+        <w:rPr>
+          <w:lang w:val="de-DE"/>
+        </w:rPr>
+      </w:pPr>
+    </w:p>
+    <w:p>
+      <w:pPr>
+        <w:rPr>
+          <w:b/>
+          <w:bCs/>
+          <w:u w:val="single"/>
+          <w:lang w:val="de-DE"/>
+        </w:rPr>
+      </w:pPr>
+      <w:r>
+        <w:rPr>
+          <w:b/>
+          <w:bCs/>
+          <w:u w:val="single"/>
+          <w:lang w:val="de-DE"/>
+        </w:rPr>
+        <w:t>Partner</w:t>
+      </w:r>
+    </w:p>
+    <w:p>
+      <w:pPr>
+        <w:rPr>
+          <w:lang w:val="de-DE"/>
+        </w:rPr>
+      </w:pPr>
+      <w:r>
+        <w:rPr>
+          <w:lang w:val="de-DE"/>
+        </w:rPr>
+        <w:t>Im Partnerkurs trainiert ihr zu zweit – als Paar, unter Freunden, im Familienduo oder mit Kolleginnen und Kollegen. Ihr teilt euch die Kursgebühr, die Betreuung bleibt dabei nah und persönlich.</w:t>
+      </w:r>
+    </w:p>
+    <w:p>
+      <w:pPr>
+        <w:rPr>
+          <w:lang w:val="de-DE"/>
+        </w:rPr>
+      </w:pPr>
+    </w:p>
+    <w:p>
+      <w:pPr>
+        <w:rPr>
+          <w:lang w:val="de-DE"/>
+        </w:rPr>
+      </w:pPr>
+      <w:r>
+        <w:rPr>
+          <w:lang w:val="de-DE"/>
+        </w:rPr>
+        <w:t>Zu zweit lassen sich Übungsformen unmittelbar ins Spiel übertragen: Ballwechsel, Doppelsituationen und Matchspiel gehören von Anfang an dazu. Das hält das Training abwechslungsreich und macht Fortschritte im direkten Vergleich sichtbar.</w:t>
+      </w:r>
+    </w:p>
+    <w:p>
+      <w:pPr>
+        <w:rPr>
+          <w:lang w:val="de-DE"/>
+        </w:rPr>
+      </w:pPr>
+    </w:p>
+    <w:p>
+      <w:pPr>
+        <w:rPr>
+          <w:lang w:val="de-DE"/>
+        </w:rPr>
+      </w:pPr>
+      <w:r>
+        <w:rPr>
+          <w:lang w:val="de-DE"/>
+        </w:rPr>
+        <w:t>Ähnliche Spielstärken sind von Vorteil, kleinere Unterschiede gleichen wir über die Übungsgestaltung aus. Umfang und Intensität stimmen wir wie im Einzelkurs individuell ab.</w:t>
+      </w:r>
+    </w:p>
+    <w:p>
+      <w:pPr>
+        <w:rPr>
+          <w:lang w:val="de-DE"/>
+        </w:rPr>
+      </w:pPr>
+    </w:p>
+    <w:p>
+      <w:pPr>
+        <w:pStyle w:val="berschrift1"/>
+        <w:rPr>
+          <w:lang w:val="de-DE"/>
+        </w:rPr>
+      </w:pPr>
+      <w:proofErr w:type="spellStart"/>
+      <w:r>
+        <w:rPr>
+          <w:lang w:val="de-DE"/>
+        </w:rPr>
+        <w:t>Config</w:t>
+      </w:r>
+      <w:proofErr w:type="spellEnd"/>
+    </w:p>
+    <w:p>
+      <w:pPr>
+        <w:rPr>
+          <w:lang w:val="de-DE"/>
+        </w:rPr>
+      </w:pPr>
+      <w:r>
+        <w:rPr>
+          <w:lang w:val="de-DE"/>
+        </w:rPr>
+        <w:t xml:space="preserve">Summer </w:t>
+      </w:r>
+      <w:proofErr w:type="spellStart"/>
+      <w:r>
+        <w:rPr>
+          <w:lang w:val="de-DE"/>
+        </w:rPr>
+        <w:t>winter</w:t>
+      </w:r>
+      <w:proofErr w:type="spellEnd"/>
     </w:p>
     <w:p>
       <w:pPr>
@@ -1935,6 +2888,12 @@
   </w:num>
   <w:num w:numId="16" w16cid:durableId="184294875">
     <w:abstractNumId w:val="0"/>
+  </w:num>
+  <w:num w:numId="17" w16cid:durableId="1413427202">
+    <w:abstractNumId w:val="3"/>
+    <w:lvlOverride w:ilvl="0">
+      <w:startOverride w:val="1"/>
+    </w:lvlOverride>
   </w:num>
 </w:numbering>
 </file>

--- a/.gitignore/Mehdis Tennis Prompting.docx
+++ b/.gitignore/Mehdis Tennis Prompting.docx
@@ -328,7 +328,6 @@
         <w:t>„</w:t>
       </w:r>
       <w:proofErr w:type="spellStart"/>
-      <w:proofErr w:type="gramStart"/>
       <w:r>
         <w:t>Kurse</w:t>
       </w:r>
@@ -337,11 +336,7 @@
         <w:t xml:space="preserve">“ </w:t>
       </w:r>
       <w:r>
-        <w:t>Button</w:t>
-      </w:r>
-      <w:proofErr w:type="gramEnd"/>
-      <w:r>
-        <w:t xml:space="preserve"> from Landing/main into </w:t>
+        <w:t xml:space="preserve">Button from Landing/main into </w:t>
       </w:r>
       <w:r>
         <w:t>something</w:t>
@@ -398,86 +393,79 @@
         <w:t xml:space="preserve"> </w:t>
       </w:r>
       <w:proofErr w:type="spellStart"/>
-      <w:proofErr w:type="gramStart"/>
       <w:r>
         <w:t>Sommertraining</w:t>
       </w:r>
       <w:proofErr w:type="spellEnd"/>
       <w:r>
+        <w:t xml:space="preserve">“, rename into </w:t>
+      </w:r>
+      <w:proofErr w:type="spellStart"/>
+      <w:r>
+        <w:t>somthing</w:t>
+      </w:r>
+      <w:proofErr w:type="spellEnd"/>
+      <w:r>
+        <w:t xml:space="preserve"> </w:t>
+      </w:r>
+      <w:proofErr w:type="spellStart"/>
+      <w:r>
+        <w:t>like„Kurse</w:t>
+      </w:r>
+      <w:proofErr w:type="spellEnd"/>
+      <w:r>
+        <w:t xml:space="preserve"> &amp; </w:t>
+      </w:r>
+      <w:proofErr w:type="spellStart"/>
+      <w:r>
+        <w:t>Anmeldung</w:t>
+      </w:r>
+      <w:proofErr w:type="spellEnd"/>
+      <w:r>
+        <w:t>“ (same name as above)</w:t>
+      </w:r>
+    </w:p>
+    <w:p>
+      <w:proofErr w:type="spellStart"/>
+      <w:r>
+        <w:t>entferne</w:t>
+      </w:r>
+      <w:proofErr w:type="spellEnd"/>
+      <w:r>
+        <w:t xml:space="preserve"> den Link </w:t>
+      </w:r>
+      <w:proofErr w:type="spellStart"/>
+      <w:r>
+        <w:t>Anmeldung</w:t>
+      </w:r>
+      <w:proofErr w:type="spellEnd"/>
+      <w:r>
+        <w:t xml:space="preserve"> </w:t>
+      </w:r>
+      <w:proofErr w:type="spellStart"/>
+      <w:r>
+        <w:t>zum</w:t>
+      </w:r>
+      <w:proofErr w:type="spellEnd"/>
+      <w:r>
+        <w:t xml:space="preserve"> </w:t>
+      </w:r>
+      <w:proofErr w:type="spellStart"/>
+      <w:r>
+        <w:t>Sommertraining</w:t>
+      </w:r>
+      <w:proofErr w:type="spellEnd"/>
+      <w:r>
+        <w:t xml:space="preserve"> from the section „4. Schritt Training </w:t>
+      </w:r>
+      <w:proofErr w:type="spellStart"/>
+      <w:r>
+        <w:t>fortsetzen</w:t>
+      </w:r>
+      <w:proofErr w:type="spellEnd"/>
+      <w:r>
         <w:t>“</w:t>
       </w:r>
-      <w:proofErr w:type="gramEnd"/>
-      <w:r>
-        <w:t xml:space="preserve">, rename into </w:t>
-      </w:r>
-      <w:proofErr w:type="spellStart"/>
-      <w:r>
-        <w:t>somthing</w:t>
-      </w:r>
-      <w:proofErr w:type="spellEnd"/>
-      <w:r>
-        <w:t xml:space="preserve"> </w:t>
-      </w:r>
-      <w:proofErr w:type="spellStart"/>
-      <w:r>
-        <w:t>like„Kurse</w:t>
-      </w:r>
-      <w:proofErr w:type="spellEnd"/>
-      <w:r>
-        <w:t xml:space="preserve"> &amp; </w:t>
-      </w:r>
-      <w:proofErr w:type="spellStart"/>
-      <w:r>
-        <w:t>Anmeldung</w:t>
-      </w:r>
-      <w:proofErr w:type="spellEnd"/>
-      <w:r>
-        <w:t>“ (same name as above)</w:t>
-      </w:r>
-    </w:p>
-    <w:p>
-      <w:proofErr w:type="spellStart"/>
-      <w:r>
-        <w:t>entferne</w:t>
-      </w:r>
-      <w:proofErr w:type="spellEnd"/>
-      <w:r>
-        <w:t xml:space="preserve"> den Link </w:t>
-      </w:r>
-      <w:proofErr w:type="spellStart"/>
-      <w:r>
-        <w:t>Anmeldung</w:t>
-      </w:r>
-      <w:proofErr w:type="spellEnd"/>
-      <w:r>
-        <w:t xml:space="preserve"> </w:t>
-      </w:r>
-      <w:proofErr w:type="spellStart"/>
-      <w:r>
-        <w:t>zum</w:t>
-      </w:r>
-      <w:proofErr w:type="spellEnd"/>
-      <w:r>
-        <w:t xml:space="preserve"> </w:t>
-      </w:r>
-      <w:proofErr w:type="spellStart"/>
-      <w:r>
-        <w:t>Sommertraining</w:t>
-      </w:r>
-      <w:proofErr w:type="spellEnd"/>
-      <w:r>
-        <w:t xml:space="preserve"> from the section „4. Schritt Training </w:t>
-      </w:r>
-      <w:proofErr w:type="spellStart"/>
-      <w:proofErr w:type="gramStart"/>
-      <w:r>
-        <w:t>fortsetzen</w:t>
-      </w:r>
-      <w:proofErr w:type="spellEnd"/>
-      <w:r>
-        <w:t>“</w:t>
-      </w:r>
-      <w:proofErr w:type="gramEnd"/>
     </w:p>
     <w:p>
       <w:r>
@@ -917,9 +905,147 @@
       </w:r>
       <w:proofErr w:type="spellEnd"/>
     </w:p>
+    <w:p>
+      <w:r>
+        <w:t>--</w:t>
+      </w:r>
+    </w:p>
     <w:p/>
     <w:p>
       <w:pPr>
+        <w:rPr>
+          <w:lang w:val="de-DE"/>
+        </w:rPr>
+      </w:pPr>
+      <w:r>
+        <w:rPr>
+          <w:lang w:val="de-DE"/>
+        </w:rPr>
+        <w:t xml:space="preserve">verlinke Anmeldung für </w:t>
+      </w:r>
+      <w:proofErr w:type="spellStart"/>
+      <w:r>
+        <w:rPr>
+          <w:lang w:val="de-DE"/>
+        </w:rPr>
+        <w:t>Sportisionkurse</w:t>
+      </w:r>
+      <w:proofErr w:type="spellEnd"/>
+      <w:r>
+        <w:rPr>
+          <w:lang w:val="de-DE"/>
+        </w:rPr>
+        <w:t xml:space="preserve"> für </w:t>
+      </w:r>
+    </w:p>
+    <w:p>
+      <w:pPr>
+        <w:rPr>
+          <w:lang w:val="de-DE"/>
+        </w:rPr>
+      </w:pPr>
+    </w:p>
+    <w:p>
+      <w:pPr>
+        <w:rPr>
+          <w:lang w:val="de-DE"/>
+        </w:rPr>
+      </w:pPr>
+      <w:r>
+        <w:rPr>
+          <w:lang w:val="de-DE"/>
+        </w:rPr>
+        <w:t>Gruppentraining:</w:t>
+      </w:r>
+    </w:p>
+    <w:p>
+      <w:pPr>
+        <w:rPr>
+          <w:lang w:val="de-DE"/>
+        </w:rPr>
+      </w:pPr>
+      <w:r>
+        <w:rPr>
+          <w:lang w:val="de-DE"/>
+        </w:rPr>
+        <w:t>https://www.sportision.de/club/mehdis-tennis-2/bookings/wintertraining-20262027-gruppentraining-1</w:t>
+      </w:r>
+    </w:p>
+    <w:p>
+      <w:pPr>
+        <w:rPr>
+          <w:lang w:val="de-DE"/>
+        </w:rPr>
+      </w:pPr>
+    </w:p>
+    <w:p>
+      <w:pPr>
+        <w:rPr>
+          <w:lang w:val="de-DE"/>
+        </w:rPr>
+      </w:pPr>
+      <w:r>
+        <w:rPr>
+          <w:lang w:val="de-DE"/>
+        </w:rPr>
+        <w:t>Einzelkurs:</w:t>
+      </w:r>
+    </w:p>
+    <w:p>
+      <w:pPr>
+        <w:rPr>
+          <w:lang w:val="de-DE"/>
+        </w:rPr>
+      </w:pPr>
+      <w:r>
+        <w:rPr>
+          <w:lang w:val="de-DE"/>
+        </w:rPr>
+        <w:t>https://www.sportision.de/club/mehdis-tennis-2/bookings/wintertraining-20262027-einzel-und-partnerkurse-1</w:t>
+      </w:r>
+    </w:p>
+    <w:p>
+      <w:pPr>
+        <w:rPr>
+          <w:lang w:val="de-DE"/>
+        </w:rPr>
+      </w:pPr>
+    </w:p>
+    <w:p>
+      <w:pPr>
+        <w:rPr>
+          <w:lang w:val="de-DE"/>
+        </w:rPr>
+      </w:pPr>
+      <w:r>
+        <w:rPr>
+          <w:lang w:val="de-DE"/>
+        </w:rPr>
+        <w:t>Partnerkurs:</w:t>
+      </w:r>
+    </w:p>
+    <w:p>
+      <w:pPr>
+        <w:rPr>
+          <w:lang w:val="de-DE"/>
+        </w:rPr>
+      </w:pPr>
+      <w:r>
+        <w:rPr>
+          <w:lang w:val="de-DE"/>
+        </w:rPr>
+        <w:t>https://www.sportision.de/club/mehdis-tennis-2/bookings/wintertraining-20262027-einzel-und-partnerkurse-1</w:t>
+      </w:r>
+    </w:p>
+    <w:p>
+      <w:pPr>
+        <w:rPr>
+          <w:lang w:val="de-DE"/>
+        </w:rPr>
+      </w:pPr>
+    </w:p>
+    <w:p>
+      <w:pPr>
         <w:pStyle w:val="berschrift1"/>
       </w:pPr>
       <w:r>
@@ -976,161 +1102,81 @@
     <w:p>
       <w:pPr>
         <w:rPr>
-          <w:b/>
-          <w:bCs/>
-          <w:u w:val="single"/>
-        </w:rPr>
-      </w:pPr>
-      <w:proofErr w:type="spellStart"/>
-      <w:r>
-        <w:rPr>
-          <w:b/>
-          <w:bCs/>
-          <w:u w:val="single"/>
-        </w:rPr>
-        <w:t>Einzel</w:t>
-      </w:r>
-      <w:proofErr w:type="spellEnd"/>
-    </w:p>
-    <w:p>
-      <w:pPr>
-        <w:rPr>
-          <w:lang w:val="de-DE"/>
-        </w:rPr>
-      </w:pPr>
-      <w:r>
-        <w:rPr>
-          <w:lang w:val="de-DE"/>
-        </w:rPr>
-        <w:t>Im Einzelkurs trainierst du allein mit dem Trainer. Jede Einheit richtet sich ausschließlich nach deinem Spielniveau, deinen Zielen und deinem Tempo – was in der Bewegung noch nicht sitzt, wird direkt in derselben Stunde korrigiert.</w:t>
-      </w:r>
-    </w:p>
-    <w:p>
-      <w:pPr>
-        <w:rPr>
-          <w:lang w:val="de-DE"/>
-        </w:rPr>
-      </w:pPr>
-    </w:p>
-    <w:p>
-      <w:pPr>
-        <w:rPr>
-          <w:lang w:val="de-DE"/>
-        </w:rPr>
-      </w:pPr>
-      <w:r>
-        <w:rPr>
-          <w:lang w:val="de-DE"/>
-        </w:rPr>
-        <w:lastRenderedPageBreak/>
-        <w:t>Technik, Taktik und Spielverständnis bauen wir Schritt für Schritt auf. Weil die Aufmerksamkeit ungeteilt bei dir liegt, festigen sich Bewegungsabläufe schneller als in der Gruppe – das gilt für Einsteiger ebenso wie für ambitionierte Spieler, die an einzelnen Details arbeiten wollen.</w:t>
-      </w:r>
-    </w:p>
-    <w:p>
-      <w:pPr>
-        <w:rPr>
-          <w:lang w:val="de-DE"/>
-        </w:rPr>
-      </w:pPr>
-    </w:p>
-    <w:p>
-      <w:pPr>
-        <w:rPr>
-          <w:lang w:val="de-DE"/>
-        </w:rPr>
-      </w:pPr>
-      <w:r>
-        <w:rPr>
-          <w:lang w:val="de-DE"/>
-        </w:rPr>
-        <w:t>Umfang und Intensität stimmen wir gemeinsam ab. Damit ist der Einzelkurs die direkteste Form, dein Spiel spürbar weiterzuentwickeln</w:t>
-      </w:r>
-    </w:p>
-    <w:p>
-      <w:pPr>
-        <w:rPr>
-          <w:lang w:val="de-DE"/>
-        </w:rPr>
-      </w:pPr>
-    </w:p>
-    <w:p>
-      <w:pPr>
-        <w:rPr>
-          <w:b/>
-          <w:bCs/>
-          <w:u w:val="single"/>
-          <w:lang w:val="de-DE"/>
-        </w:rPr>
-      </w:pPr>
-      <w:r>
-        <w:rPr>
-          <w:b/>
-          <w:bCs/>
-          <w:u w:val="single"/>
-          <w:lang w:val="de-DE"/>
-        </w:rPr>
-        <w:t>Partner</w:t>
-      </w:r>
-    </w:p>
-    <w:p>
-      <w:pPr>
-        <w:rPr>
-          <w:lang w:val="de-DE"/>
-        </w:rPr>
-      </w:pPr>
-      <w:r>
-        <w:rPr>
-          <w:lang w:val="de-DE"/>
-        </w:rPr>
-        <w:t>Im Partnerkurs trainiert ihr zu zweit – als Paar, unter Freunden, im Familienduo oder mit Kolleginnen und Kollegen. Ihr teilt euch die Kursgebühr, die Betreuung bleibt dabei nah und persönlich.</w:t>
-      </w:r>
-    </w:p>
-    <w:p>
-      <w:pPr>
-        <w:rPr>
-          <w:lang w:val="de-DE"/>
-        </w:rPr>
-      </w:pPr>
-    </w:p>
-    <w:p>
-      <w:pPr>
-        <w:rPr>
-          <w:lang w:val="de-DE"/>
-        </w:rPr>
-      </w:pPr>
-      <w:r>
-        <w:rPr>
-          <w:lang w:val="de-DE"/>
-        </w:rPr>
-        <w:t>Zu zweit lassen sich Übungsformen unmittelbar ins Spiel übertragen: Ballwechsel, Doppelsituationen und Matchspiel gehören von Anfang an dazu. Das hält das Training abwechslungsreich und macht Fortschritte im direkten Vergleich sichtbar.</w:t>
-      </w:r>
-    </w:p>
-    <w:p>
-      <w:pPr>
-        <w:rPr>
-          <w:lang w:val="de-DE"/>
-        </w:rPr>
-      </w:pPr>
-    </w:p>
-    <w:p>
-      <w:pPr>
-        <w:rPr>
-          <w:lang w:val="de-DE"/>
-        </w:rPr>
-      </w:pPr>
-      <w:r>
-        <w:rPr>
-          <w:lang w:val="de-DE"/>
-        </w:rPr>
-        <w:t>Ähnliche Spielstärken sind von Vorteil, kleinere Unterschiede gleichen wir über die Übungsgestaltung aus. Umfang und Intensität stimmen wir wie im Einzelkurs individuell ab.</w:t>
-      </w:r>
-    </w:p>
-    <w:p>
-      <w:pPr>
-        <w:rPr>
-          <w:lang w:val="de-DE"/>
-        </w:rPr>
-      </w:pPr>
+          <w:lang w:val="de-DE"/>
+        </w:rPr>
+      </w:pPr>
+    </w:p>
+    <w:p>
+      <w:pPr>
+        <w:rPr>
+          <w:lang w:val="de-DE"/>
+        </w:rPr>
+      </w:pPr>
+    </w:p>
+    <w:p>
+      <w:pPr>
+        <w:rPr>
+          <w:lang w:val="de-DE"/>
+        </w:rPr>
+      </w:pPr>
+    </w:p>
+    <w:p>
+      <w:pPr>
+        <w:pStyle w:val="berschrift1"/>
+        <w:rPr>
+          <w:lang w:val="de-DE"/>
+        </w:rPr>
+      </w:pPr>
+      <w:r>
+        <w:rPr>
+          <w:lang w:val="de-DE"/>
+        </w:rPr>
+        <w:t>Statistik</w:t>
+      </w:r>
+    </w:p>
+    <w:p>
+      <w:proofErr w:type="spellStart"/>
+      <w:r>
+        <w:t>Darf</w:t>
+      </w:r>
+      <w:proofErr w:type="spellEnd"/>
+      <w:r>
+        <w:t xml:space="preserve"> es </w:t>
+      </w:r>
+      <w:proofErr w:type="spellStart"/>
+      <w:r>
+        <w:t>etwas</w:t>
+      </w:r>
+      <w:proofErr w:type="spellEnd"/>
+      <w:r>
+        <w:t xml:space="preserve"> </w:t>
+      </w:r>
+      <w:proofErr w:type="spellStart"/>
+      <w:r>
+        <w:t>Statistik</w:t>
+      </w:r>
+      <w:proofErr w:type="spellEnd"/>
+      <w:r>
+        <w:t xml:space="preserve"> sein: window should be smaller, smallest possible, still visible. If necessary reduce text  </w:t>
+      </w:r>
+    </w:p>
+    <w:p>
+      <w:proofErr w:type="spellStart"/>
+      <w:r>
+        <w:t>Ähnlich</w:t>
+      </w:r>
+      <w:proofErr w:type="spellEnd"/>
+      <w:r>
+        <w:t xml:space="preserve"> </w:t>
+      </w:r>
+      <w:proofErr w:type="spellStart"/>
+      <w:r>
+        <w:t>zu</w:t>
+      </w:r>
+      <w:proofErr w:type="spellEnd"/>
+      <w:r>
+        <w:t xml:space="preserve"> Siemens</w:t>
+      </w:r>
     </w:p>
     <w:p>
       <w:pPr>
@@ -2703,6 +2749,119 @@
     </w:lvl>
   </w:abstractNum>
   <w:abstractNum w:abstractNumId="15" w15:restartNumberingAfterBreak="0">
+    <w:nsid w:val="758428E5"/>
+    <w:multiLevelType w:val="multilevel"/>
+    <w:tmpl w:val="332C7424"/>
+    <w:lvl w:ilvl="0">
+      <w:start w:val="1"/>
+      <w:numFmt w:val="decimal"/>
+      <w:lvlText w:val="%1"/>
+      <w:lvlJc w:val="left"/>
+      <w:pPr>
+        <w:ind w:left="360" w:hanging="360"/>
+      </w:pPr>
+      <w:rPr>
+        <w:rFonts w:hint="default"/>
+      </w:rPr>
+    </w:lvl>
+    <w:lvl w:ilvl="1">
+      <w:start w:val="1"/>
+      <w:numFmt w:val="decimal"/>
+      <w:lvlText w:val="%1-%2"/>
+      <w:lvlJc w:val="left"/>
+      <w:pPr>
+        <w:ind w:left="360" w:hanging="360"/>
+      </w:pPr>
+      <w:rPr>
+        <w:rFonts w:hint="default"/>
+      </w:rPr>
+    </w:lvl>
+    <w:lvl w:ilvl="2">
+      <w:start w:val="1"/>
+      <w:numFmt w:val="decimal"/>
+      <w:lvlText w:val="%1-%2.%3"/>
+      <w:lvlJc w:val="left"/>
+      <w:pPr>
+        <w:ind w:left="720" w:hanging="720"/>
+      </w:pPr>
+      <w:rPr>
+        <w:rFonts w:hint="default"/>
+      </w:rPr>
+    </w:lvl>
+    <w:lvl w:ilvl="3">
+      <w:start w:val="1"/>
+      <w:numFmt w:val="decimal"/>
+      <w:lvlText w:val="%1-%2.%3.%4"/>
+      <w:lvlJc w:val="left"/>
+      <w:pPr>
+        <w:ind w:left="720" w:hanging="720"/>
+      </w:pPr>
+      <w:rPr>
+        <w:rFonts w:hint="default"/>
+      </w:rPr>
+    </w:lvl>
+    <w:lvl w:ilvl="4">
+      <w:start w:val="1"/>
+      <w:numFmt w:val="decimal"/>
+      <w:lvlText w:val="%1-%2.%3.%4.%5"/>
+      <w:lvlJc w:val="left"/>
+      <w:pPr>
+        <w:ind w:left="1080" w:hanging="1080"/>
+      </w:pPr>
+      <w:rPr>
+        <w:rFonts w:hint="default"/>
+      </w:rPr>
+    </w:lvl>
+    <w:lvl w:ilvl="5">
+      <w:start w:val="1"/>
+      <w:numFmt w:val="decimal"/>
+      <w:lvlText w:val="%1-%2.%3.%4.%5.%6"/>
+      <w:lvlJc w:val="left"/>
+      <w:pPr>
+        <w:ind w:left="1080" w:hanging="1080"/>
+      </w:pPr>
+      <w:rPr>
+        <w:rFonts w:hint="default"/>
+      </w:rPr>
+    </w:lvl>
+    <w:lvl w:ilvl="6">
+      <w:start w:val="1"/>
+      <w:numFmt w:val="decimal"/>
+      <w:lvlText w:val="%1-%2.%3.%4.%5.%6.%7"/>
+      <w:lvlJc w:val="left"/>
+      <w:pPr>
+        <w:ind w:left="1440" w:hanging="1440"/>
+      </w:pPr>
+      <w:rPr>
+        <w:rFonts w:hint="default"/>
+      </w:rPr>
+    </w:lvl>
+    <w:lvl w:ilvl="7">
+      <w:start w:val="1"/>
+      <w:numFmt w:val="decimal"/>
+      <w:lvlText w:val="%1-%2.%3.%4.%5.%6.%7.%8"/>
+      <w:lvlJc w:val="left"/>
+      <w:pPr>
+        <w:ind w:left="1440" w:hanging="1440"/>
+      </w:pPr>
+      <w:rPr>
+        <w:rFonts w:hint="default"/>
+      </w:rPr>
+    </w:lvl>
+    <w:lvl w:ilvl="8">
+      <w:start w:val="1"/>
+      <w:numFmt w:val="decimal"/>
+      <w:lvlText w:val="%1-%2.%3.%4.%5.%6.%7.%8.%9"/>
+      <w:lvlJc w:val="left"/>
+      <w:pPr>
+        <w:ind w:left="1800" w:hanging="1800"/>
+      </w:pPr>
+      <w:rPr>
+        <w:rFonts w:hint="default"/>
+      </w:rPr>
+    </w:lvl>
+  </w:abstractNum>
+  <w:abstractNum w:abstractNumId="16" w15:restartNumberingAfterBreak="0">
     <w:nsid w:val="77D60D3D"/>
     <w:multiLevelType w:val="hybridMultilevel"/>
     <w:tmpl w:val="6AE2C39C"/>
@@ -2818,7 +2977,7 @@
     <w:abstractNumId w:val="6"/>
   </w:num>
   <w:num w:numId="2" w16cid:durableId="2086762308">
-    <w:abstractNumId w:val="15"/>
+    <w:abstractNumId w:val="16"/>
   </w:num>
   <w:num w:numId="3" w16cid:durableId="1050810396">
     <w:abstractNumId w:val="7"/>
@@ -2894,6 +3053,9 @@
     <w:lvlOverride w:ilvl="0">
       <w:startOverride w:val="1"/>
     </w:lvlOverride>
+  </w:num>
+  <w:num w:numId="18" w16cid:durableId="356546907">
+    <w:abstractNumId w:val="15"/>
   </w:num>
 </w:numbering>
 </file>
